--- a/descargas/infantil/word/PRESENTE_infantil_s2_miercoles-9-dic.docx
+++ b/descargas/infantil/word/PRESENTE_infantil_s2_miercoles-9-dic.docx
@@ -86,7 +86,7 @@
       </w:pPr>
       <w:r>
         <w:rPr/>
-        <w:t xml:space="preserve">«¡Hemos tenido unos días de fiesta! Pero la caja nos ha estado esperando. Hoy encendemos la segunda vela y le ponemos a la caja su papel de regalo». Entre todos se pegan las piezas de la plantilla 2 en las paredes y en la tapa.</w:t>
+        <w:t xml:space="preserve">«¡Hemos tenido unos días de fiesta! Pero la caja nos ha estado esperando. Hoy encendemos la segunda vela y cerramos nuestra caja de regalo». Entre todos se cierra la caja: en el Modelo A se forra con el papel de regalo (plantilla 2) y se pone la tapa; en el Modelo B se levantan las cuatro paredes y se encaja la tapa.</w:t>
       </w:r>
     </w:p>
     <w:p>
